--- a/SHS/Dedication.docx
+++ b/SHS/Dedication.docx
@@ -24,12 +24,12 @@
       <w:pPr>
         <w:jc w:val="both"/>
         <w:rPr>
-          <w:rFonts w:ascii="Eras Medium ITC" w:hAnsi="Eras Medium ITC"/>
+          <w:rFonts w:ascii="Arial" w:hAnsi="Arial" w:cs="Arial"/>
         </w:rPr>
       </w:pPr>
       <w:r>
         <w:rPr>
-          <w:rFonts w:ascii="Roboto" w:hAnsi="Roboto"/>
+          <w:rFonts w:ascii="Arial" w:hAnsi="Arial" w:cs="Arial"/>
           <w:b/>
           <w:bCs/>
         </w:rPr>
@@ -37,7 +37,7 @@
       </w:r>
       <w:r>
         <w:rPr>
-          <w:rFonts w:ascii="Eras Medium ITC" w:hAnsi="Eras Medium ITC"/>
+          <w:rFonts w:ascii="Arial" w:hAnsi="Arial" w:cs="Arial"/>
         </w:rPr>
         <w:t>We would like to express our deepest gratitude to the Almighty God for granting us wisdom, strength, and guidance throughout the entire research process. His constant presence enabled us to overcome he challenges, difficulties, and uncertainties encountered during the completion of this study.</w:t>
       </w:r>
@@ -46,19 +46,19 @@
       <w:pPr>
         <w:jc w:val="both"/>
         <w:rPr>
-          <w:rFonts w:ascii="Eras Medium ITC" w:hAnsi="Eras Medium ITC"/>
+          <w:rFonts w:ascii="Arial" w:hAnsi="Arial" w:cs="Arial"/>
         </w:rPr>
       </w:pPr>
       <w:r>
         <w:rPr>
-          <w:rFonts w:ascii="Eras Medium ITC" w:hAnsi="Eras Medium ITC"/>
+          <w:rFonts w:ascii="Arial" w:hAnsi="Arial" w:cs="Arial"/>
         </w:rPr>
         <w:tab/>
         <w:t>We are also sincerely thankful to our families, whose unwavering love, encouragement, and understanding serve as our foundation during times of pressure and exhaustion. Their</w:t>
       </w:r>
       <w:r>
         <w:rPr>
-          <w:rFonts w:ascii="Eras Medium ITC" w:hAnsi="Eras Medium ITC"/>
+          <w:rFonts w:ascii="Arial" w:hAnsi="Arial" w:cs="Arial"/>
         </w:rPr>
         <w:t xml:space="preserve"> continuous support motivated us to persevere and remain committed to achieving our goals.</w:t>
       </w:r>
@@ -67,19 +67,19 @@
       <w:pPr>
         <w:jc w:val="both"/>
         <w:rPr>
-          <w:rFonts w:ascii="Eras Medium ITC" w:hAnsi="Eras Medium ITC"/>
+          <w:rFonts w:ascii="Arial" w:hAnsi="Arial" w:cs="Arial"/>
         </w:rPr>
       </w:pPr>
       <w:r>
         <w:rPr>
-          <w:rFonts w:ascii="Eras Medium ITC" w:hAnsi="Eras Medium ITC"/>
+          <w:rFonts w:ascii="Arial" w:hAnsi="Arial" w:cs="Arial"/>
         </w:rPr>
         <w:tab/>
         <w:t>Furthermore, we extend our heartfelt appreciation to our friends who stood by us, offered assistance, shared ideas, and provided moral support throughout this research journey. Their companionship and encouragement made the completion of this study both meaningful and rewarding.</w:t>
       </w:r>
       <w:r>
         <w:rPr>
-          <w:rFonts w:ascii="Eras Medium ITC" w:hAnsi="Eras Medium ITC"/>
+          <w:rFonts w:ascii="Arial" w:hAnsi="Arial" w:cs="Arial"/>
         </w:rPr>
         <w:t xml:space="preserve"> </w:t>
       </w:r>
@@ -88,12 +88,12 @@
       <w:pPr>
         <w:jc w:val="both"/>
         <w:rPr>
-          <w:rFonts w:ascii="Eras Medium ITC" w:hAnsi="Eras Medium ITC"/>
+          <w:rFonts w:ascii="Arial" w:hAnsi="Arial" w:cs="Arial"/>
         </w:rPr>
       </w:pPr>
       <w:r>
         <w:rPr>
-          <w:rFonts w:ascii="Eras Medium ITC" w:hAnsi="Eras Medium ITC"/>
+          <w:rFonts w:ascii="Arial" w:hAnsi="Arial" w:cs="Arial"/>
         </w:rPr>
         <w:tab/>
         <w:t>We share this achievement with you because this research study would not be successful without your help and support.</w:t>
@@ -104,12 +104,12 @@
         <w:spacing w:after="0" w:line="360" w:lineRule="auto"/>
         <w:jc w:val="right"/>
         <w:rPr>
-          <w:rFonts w:ascii="Eras Medium ITC" w:hAnsi="Eras Medium ITC" w:cs="Arial"/>
+          <w:rFonts w:ascii="Arial" w:hAnsi="Arial" w:cs="Arial"/>
         </w:rPr>
       </w:pPr>
       <w:r>
         <w:rPr>
-          <w:rFonts w:ascii="Eras Medium ITC" w:hAnsi="Eras Medium ITC" w:cs="Arial"/>
+          <w:rFonts w:ascii="Arial" w:hAnsi="Arial" w:cs="Arial"/>
         </w:rPr>
         <w:t>IAAR</w:t>
       </w:r>
@@ -119,12 +119,12 @@
         <w:spacing w:after="0" w:line="360" w:lineRule="auto"/>
         <w:jc w:val="right"/>
         <w:rPr>
-          <w:rFonts w:ascii="Eras Medium ITC" w:hAnsi="Eras Medium ITC" w:cs="Arial"/>
+          <w:rFonts w:ascii="Arial" w:hAnsi="Arial" w:cs="Arial"/>
         </w:rPr>
       </w:pPr>
       <w:r>
         <w:rPr>
-          <w:rFonts w:ascii="Eras Medium ITC" w:hAnsi="Eras Medium ITC" w:cs="Arial"/>
+          <w:rFonts w:ascii="Arial" w:hAnsi="Arial" w:cs="Arial"/>
         </w:rPr>
         <w:t>MPAL</w:t>
       </w:r>
@@ -134,12 +134,12 @@
         <w:spacing w:after="0" w:line="360" w:lineRule="auto"/>
         <w:jc w:val="right"/>
         <w:rPr>
-          <w:rFonts w:ascii="Eras Medium ITC" w:hAnsi="Eras Medium ITC" w:cs="Arial"/>
+          <w:rFonts w:ascii="Arial" w:hAnsi="Arial" w:cs="Arial"/>
         </w:rPr>
       </w:pPr>
       <w:r>
         <w:rPr>
-          <w:rFonts w:ascii="Eras Medium ITC" w:hAnsi="Eras Medium ITC" w:cs="Arial"/>
+          <w:rFonts w:ascii="Arial" w:hAnsi="Arial" w:cs="Arial"/>
         </w:rPr>
         <w:t>RJON</w:t>
       </w:r>
@@ -149,12 +149,12 @@
         <w:spacing w:after="0" w:line="360" w:lineRule="auto"/>
         <w:jc w:val="right"/>
         <w:rPr>
-          <w:rFonts w:ascii="Eras Medium ITC" w:hAnsi="Eras Medium ITC" w:cs="Arial"/>
+          <w:rFonts w:ascii="Arial" w:hAnsi="Arial" w:cs="Arial"/>
         </w:rPr>
       </w:pPr>
       <w:r>
         <w:rPr>
-          <w:rFonts w:ascii="Eras Medium ITC" w:hAnsi="Eras Medium ITC" w:cs="Arial"/>
+          <w:rFonts w:ascii="Arial" w:hAnsi="Arial" w:cs="Arial"/>
         </w:rPr>
         <w:t>ZAT</w:t>
       </w:r>
@@ -163,7 +163,7 @@
       <w:pPr>
         <w:jc w:val="right"/>
         <w:rPr>
-          <w:rFonts w:ascii="Roboto" w:hAnsi="Roboto" w:cs="Arial"/>
+          <w:rFonts w:ascii="Arial" w:hAnsi="Arial" w:cs="Arial"/>
         </w:rPr>
       </w:pPr>
     </w:p>

--- a/SHS/Dedication.docx
+++ b/SHS/Dedication.docx
@@ -4,6 +4,7 @@
   <w:body>
     <w:p>
       <w:pPr>
+        <w:spacing w:line="480" w:lineRule="auto"/>
         <w:jc w:val="center"/>
         <w:rPr>
           <w:rFonts w:ascii="Arial" w:hAnsi="Arial" w:cs="Arial"/>
@@ -22,6 +23,7 @@
     </w:p>
     <w:p>
       <w:pPr>
+        <w:spacing w:line="480" w:lineRule="auto"/>
         <w:jc w:val="both"/>
         <w:rPr>
           <w:rFonts w:ascii="Arial" w:hAnsi="Arial" w:cs="Arial"/>
@@ -39,11 +41,30 @@
         <w:rPr>
           <w:rFonts w:ascii="Arial" w:hAnsi="Arial" w:cs="Arial"/>
         </w:rPr>
-        <w:t>We would like to express our deepest gratitude to the Almighty God for granting us wisdom, strength, and guidance throughout the entire research process. His constant presence enabled us to overcome he challenges, difficulties, and uncertainties encountered during the completion of this study.</w:t>
+        <w:t>The researchers</w:t>
+      </w:r>
+      <w:r>
+        <w:rPr>
+          <w:rFonts w:ascii="Arial" w:hAnsi="Arial" w:cs="Arial"/>
+        </w:rPr>
+        <w:t xml:space="preserve"> would like to express </w:t>
+      </w:r>
+      <w:r>
+        <w:rPr>
+          <w:rFonts w:ascii="Arial" w:hAnsi="Arial" w:cs="Arial"/>
+        </w:rPr>
+        <w:t>their</w:t>
+      </w:r>
+      <w:r>
+        <w:rPr>
+          <w:rFonts w:ascii="Arial" w:hAnsi="Arial" w:cs="Arial"/>
+        </w:rPr>
+        <w:t xml:space="preserve"> deepest gratitude to Almighty God for granting us wisdom, strength, and guidance throughout the entire research process. His constant presence enabled us to overcome he challenges, difficulties, and uncertainties encountered during the completion of this study.</w:t>
       </w:r>
     </w:p>
     <w:p>
       <w:pPr>
+        <w:spacing w:line="480" w:lineRule="auto"/>
         <w:jc w:val="both"/>
         <w:rPr>
           <w:rFonts w:ascii="Arial" w:hAnsi="Arial" w:cs="Arial"/>
@@ -54,17 +75,65 @@
           <w:rFonts w:ascii="Arial" w:hAnsi="Arial" w:cs="Arial"/>
         </w:rPr>
         <w:tab/>
-        <w:t>We are also sincerely thankful to our families, whose unwavering love, encouragement, and understanding serve as our foundation during times of pressure and exhaustion. Their</w:t>
-      </w:r>
-      <w:r>
-        <w:rPr>
-          <w:rFonts w:ascii="Arial" w:hAnsi="Arial" w:cs="Arial"/>
-        </w:rPr>
-        <w:t xml:space="preserve"> continuous support motivated us to persevere and remain committed to achieving our goals.</w:t>
+      </w:r>
+      <w:r>
+        <w:rPr>
+          <w:rFonts w:ascii="Arial" w:hAnsi="Arial" w:cs="Arial"/>
+        </w:rPr>
+        <w:t>Special thanks</w:t>
+      </w:r>
+      <w:r>
+        <w:rPr>
+          <w:rFonts w:ascii="Arial" w:hAnsi="Arial" w:cs="Arial"/>
+        </w:rPr>
+        <w:t xml:space="preserve"> to </w:t>
+      </w:r>
+      <w:r>
+        <w:rPr>
+          <w:rFonts w:ascii="Arial" w:hAnsi="Arial" w:cs="Arial"/>
+        </w:rPr>
+        <w:t>their</w:t>
+      </w:r>
+      <w:r>
+        <w:rPr>
+          <w:rFonts w:ascii="Arial" w:hAnsi="Arial" w:cs="Arial"/>
+        </w:rPr>
+        <w:t xml:space="preserve"> families, whose unwavering love, encouragement, and understanding serve as our foundation during times of pressure and exhaustion. Their</w:t>
+      </w:r>
+      <w:r>
+        <w:rPr>
+          <w:rFonts w:ascii="Arial" w:hAnsi="Arial" w:cs="Arial"/>
+        </w:rPr>
+        <w:t xml:space="preserve"> continuous support motivated </w:t>
+      </w:r>
+      <w:r>
+        <w:rPr>
+          <w:rFonts w:ascii="Arial" w:hAnsi="Arial" w:cs="Arial"/>
+        </w:rPr>
+        <w:t>the researchers</w:t>
+      </w:r>
+      <w:r>
+        <w:rPr>
+          <w:rFonts w:ascii="Arial" w:hAnsi="Arial" w:cs="Arial"/>
+        </w:rPr>
+        <w:t xml:space="preserve"> to persevere and remain committed to achieving </w:t>
+      </w:r>
+      <w:r>
+        <w:rPr>
+          <w:rFonts w:ascii="Arial" w:hAnsi="Arial" w:cs="Arial"/>
+        </w:rPr>
+        <w:t>their</w:t>
+      </w:r>
+      <w:r>
+        <w:rPr>
+          <w:rFonts w:ascii="Arial" w:hAnsi="Arial" w:cs="Arial"/>
+        </w:rPr>
+        <w:t xml:space="preserve"> goals.</w:t>
       </w:r>
     </w:p>
     <w:p>
       <w:pPr>
+        <w:spacing w:line="480" w:lineRule="auto"/>
         <w:jc w:val="both"/>
         <w:rPr>
           <w:rFonts w:ascii="Arial" w:hAnsi="Arial" w:cs="Arial"/>
@@ -75,7 +144,57 @@
           <w:rFonts w:ascii="Arial" w:hAnsi="Arial" w:cs="Arial"/>
         </w:rPr>
         <w:tab/>
-        <w:t>Furthermore, we extend our heartfelt appreciation to our friends who stood by us, offered assistance, shared ideas, and provided moral support throughout this research journey. Their companionship and encouragement made the completion of this study both meaningful and rewarding.</w:t>
+        <w:t xml:space="preserve">Furthermore, </w:t>
+      </w:r>
+      <w:r>
+        <w:rPr>
+          <w:rFonts w:ascii="Arial" w:hAnsi="Arial" w:cs="Arial"/>
+        </w:rPr>
+        <w:t>their</w:t>
+      </w:r>
+      <w:r>
+        <w:rPr>
+          <w:rFonts w:ascii="Arial" w:hAnsi="Arial" w:cs="Arial"/>
+        </w:rPr>
+        <w:t xml:space="preserve"> heartfelt appreciation to </w:t>
+      </w:r>
+      <w:r>
+        <w:rPr>
+          <w:rFonts w:ascii="Arial" w:hAnsi="Arial" w:cs="Arial"/>
+        </w:rPr>
+        <w:t>their</w:t>
+      </w:r>
+      <w:r>
+        <w:rPr>
+          <w:rFonts w:ascii="Arial" w:hAnsi="Arial" w:cs="Arial"/>
+        </w:rPr>
+        <w:t xml:space="preserve"> friends who stood by </w:t>
+      </w:r>
+      <w:r>
+        <w:rPr>
+          <w:rFonts w:ascii="Arial" w:hAnsi="Arial" w:cs="Arial"/>
+        </w:rPr>
+        <w:t>them</w:t>
+      </w:r>
+      <w:r>
+        <w:rPr>
+          <w:rFonts w:ascii="Arial" w:hAnsi="Arial" w:cs="Arial"/>
+        </w:rPr>
+        <w:t xml:space="preserve">, </w:t>
+      </w:r>
+      <w:proofErr w:type="gramStart"/>
+      <w:r>
+        <w:rPr>
+          <w:rFonts w:ascii="Arial" w:hAnsi="Arial" w:cs="Arial"/>
+        </w:rPr>
+        <w:t>offered assistance</w:t>
+      </w:r>
+      <w:proofErr w:type="gramEnd"/>
+      <w:r>
+        <w:rPr>
+          <w:rFonts w:ascii="Arial" w:hAnsi="Arial" w:cs="Arial"/>
+        </w:rPr>
+        <w:t>, shared ideas, and provided moral support throughout this research journey. Their companionship and encouragement made the completion of this study both meaningful and rewarding.</w:t>
       </w:r>
       <w:r>
         <w:rPr>
@@ -86,6 +205,7 @@
     </w:p>
     <w:p>
       <w:pPr>
+        <w:spacing w:line="480" w:lineRule="auto"/>
         <w:jc w:val="both"/>
         <w:rPr>
           <w:rFonts w:ascii="Arial" w:hAnsi="Arial" w:cs="Arial"/>
@@ -96,12 +216,53 @@
           <w:rFonts w:ascii="Arial" w:hAnsi="Arial" w:cs="Arial"/>
         </w:rPr>
         <w:tab/>
-        <w:t>We share this achievement with you because this research study would not be successful without your help and support.</w:t>
+      </w:r>
+      <w:r>
+        <w:rPr>
+          <w:rFonts w:ascii="Arial" w:hAnsi="Arial" w:cs="Arial"/>
+        </w:rPr>
+        <w:t>The researchers</w:t>
+      </w:r>
+      <w:r>
+        <w:rPr>
+          <w:rFonts w:ascii="Arial" w:hAnsi="Arial" w:cs="Arial"/>
+        </w:rPr>
+        <w:t xml:space="preserve"> share this achievement with </w:t>
+      </w:r>
+      <w:r>
+        <w:rPr>
+          <w:rFonts w:ascii="Arial" w:hAnsi="Arial" w:cs="Arial"/>
+        </w:rPr>
+        <w:t>everyone who contributed</w:t>
+      </w:r>
+      <w:r>
+        <w:rPr>
+          <w:rFonts w:ascii="Arial" w:hAnsi="Arial" w:cs="Arial"/>
+        </w:rPr>
+        <w:t>, as</w:t>
+      </w:r>
+      <w:r>
+        <w:rPr>
+          <w:rFonts w:ascii="Arial" w:hAnsi="Arial" w:cs="Arial"/>
+        </w:rPr>
+        <w:t xml:space="preserve"> </w:t>
+      </w:r>
+      <w:r>
+        <w:rPr>
+          <w:rFonts w:ascii="Arial" w:hAnsi="Arial" w:cs="Arial"/>
+        </w:rPr>
+        <w:t xml:space="preserve">without them </w:t>
+      </w:r>
+      <w:r>
+        <w:rPr>
+          <w:rFonts w:ascii="Arial" w:hAnsi="Arial" w:cs="Arial"/>
+        </w:rPr>
+        <w:t>this research study would not be successful.</w:t>
       </w:r>
     </w:p>
     <w:p>
       <w:pPr>
-        <w:spacing w:after="0" w:line="360" w:lineRule="auto"/>
+        <w:spacing w:after="0" w:line="480" w:lineRule="auto"/>
         <w:jc w:val="right"/>
         <w:rPr>
           <w:rFonts w:ascii="Arial" w:hAnsi="Arial" w:cs="Arial"/>
@@ -116,7 +277,7 @@
     </w:p>
     <w:p>
       <w:pPr>
-        <w:spacing w:after="0" w:line="360" w:lineRule="auto"/>
+        <w:spacing w:after="0" w:line="480" w:lineRule="auto"/>
         <w:jc w:val="right"/>
         <w:rPr>
           <w:rFonts w:ascii="Arial" w:hAnsi="Arial" w:cs="Arial"/>
@@ -131,7 +292,7 @@
     </w:p>
     <w:p>
       <w:pPr>
-        <w:spacing w:after="0" w:line="360" w:lineRule="auto"/>
+        <w:spacing w:after="0" w:line="480" w:lineRule="auto"/>
         <w:jc w:val="right"/>
         <w:rPr>
           <w:rFonts w:ascii="Arial" w:hAnsi="Arial" w:cs="Arial"/>
@@ -146,7 +307,7 @@
     </w:p>
     <w:p>
       <w:pPr>
-        <w:spacing w:after="0" w:line="360" w:lineRule="auto"/>
+        <w:spacing w:after="0" w:line="480" w:lineRule="auto"/>
         <w:jc w:val="right"/>
         <w:rPr>
           <w:rFonts w:ascii="Arial" w:hAnsi="Arial" w:cs="Arial"/>
@@ -161,6 +322,7 @@
     </w:p>
     <w:p>
       <w:pPr>
+        <w:spacing w:line="480" w:lineRule="auto"/>
         <w:jc w:val="right"/>
         <w:rPr>
           <w:rFonts w:ascii="Arial" w:hAnsi="Arial" w:cs="Arial"/>
